--- a/uk-pmrv-app-api/src/main/resources/templates/ca/wales/installation/Notice of DOAL Approval of Allocation (with corrections) Article 34H & 6a Final v01.docx
+++ b/uk-pmrv-app-api/src/main/resources/templates/ca/wales/installation/Notice of DOAL Approval of Allocation (with corrections) Article 34H & 6a Final v01.docx
@@ -683,27 +683,14 @@
         </w:rPr>
         <w:t xml:space="preserve"> </w:t>
       </w:r>
-      <w:r>
-        <w:fldChar w:fldCharType="begin"/>
-      </w:r>
-      <w:r>
-        <w:instrText xml:space="preserve"> MERGEFIELD  ${workflow.requestId}  \* MERGEFORMAT </w:instrText>
-      </w:r>
-      <w:r>
-        <w:fldChar w:fldCharType="separate"/>
-      </w:r>
-      <w:r>
-        <w:rPr>
-          <w:noProof/>
-        </w:rPr>
-        <w:t>«${workflow.requestId}»</w:t>
-      </w:r>
-      <w:r>
-        <w:rPr>
-          <w:noProof/>
-        </w:rPr>
-        <w:fldChar w:fldCharType="end"/>
-      </w:r>
+      <w:fldSimple w:instr=" MERGEFIELD  ${workflow.requestId}  \* MERGEFORMAT ">
+        <w:r>
+          <w:rPr>
+            <w:noProof/>
+          </w:rPr>
+          <w:t>«${workflow.requestId}»</w:t>
+        </w:r>
+      </w:fldSimple>
     </w:p>
     <w:p>
       <w:pPr>
@@ -723,27 +710,14 @@
       <w:r>
         <w:t xml:space="preserve">To: </w:t>
       </w:r>
-      <w:r>
-        <w:fldChar w:fldCharType="begin"/>
-      </w:r>
-      <w:r>
-        <w:instrText xml:space="preserve"> MERGEFIELD  ${(account.legalEntityName)!}  \* MERGEFORMAT </w:instrText>
-      </w:r>
-      <w:r>
-        <w:fldChar w:fldCharType="separate"/>
-      </w:r>
-      <w:r>
-        <w:rPr>
-          <w:noProof/>
-        </w:rPr>
-        <w:t>«${(account.legalEntityName)!}»</w:t>
-      </w:r>
-      <w:r>
-        <w:rPr>
-          <w:noProof/>
-        </w:rPr>
-        <w:fldChar w:fldCharType="end"/>
-      </w:r>
+      <w:fldSimple w:instr=" MERGEFIELD  ${(account.legalEntityName)!}  \* MERGEFORMAT ">
+        <w:r>
+          <w:rPr>
+            <w:noProof/>
+          </w:rPr>
+          <w:t>«${(account.legalEntityName)!}»</w:t>
+        </w:r>
+      </w:fldSimple>
       <w:r>
         <w:rPr>
           <w:rFonts w:cs="Arial"/>
@@ -825,59 +799,29 @@
         <w:spacing w:before="120" w:beforeAutospacing="0" w:after="0" w:afterAutospacing="0"/>
         <w:jc w:val="left"/>
       </w:pPr>
-      <w:r>
-        <w:lastRenderedPageBreak/>
-        <w:fldChar w:fldCharType="begin"/>
-      </w:r>
-      <w:r>
-        <w:instrText xml:space="preserve"> MERGEFIELD  ${(account.siteName)!}  \* MERGEFORMAT </w:instrText>
-      </w:r>
-      <w:r>
-        <w:fldChar w:fldCharType="separate"/>
-      </w:r>
-      <w:r>
-        <w:rPr>
-          <w:noProof/>
-        </w:rPr>
-        <w:t>«${(account.siteName)!}»</w:t>
-      </w:r>
-      <w:r>
-        <w:rPr>
-          <w:noProof/>
-        </w:rPr>
-        <w:fldChar w:fldCharType="end"/>
-      </w:r>
-    </w:p>
-    <w:p>
-      <w:pPr>
-        <w:rPr>
-          <w:noProof/>
-        </w:rPr>
-      </w:pPr>
-      <w:r>
-        <w:fldChar w:fldCharType="begin"/>
-      </w:r>
-      <w:r>
-        <w:instrText xml:space="preserve"> MERG</w:instrText>
-      </w:r>
-      <w:r>
-        <w:instrText xml:space="preserve">EFIELD  ${(account.location)!}  \* MERGEFORMAT </w:instrText>
-      </w:r>
-      <w:r>
-        <w:fldChar w:fldCharType="separate"/>
-      </w:r>
-      <w:r>
-        <w:rPr>
-          <w:noProof/>
-        </w:rPr>
-        <w:t>«${(account.location)!}»</w:t>
-      </w:r>
-      <w:r>
-        <w:rPr>
-          <w:noProof/>
-        </w:rPr>
-        <w:fldChar w:fldCharType="end"/>
-      </w:r>
+      <w:fldSimple w:instr=" MERGEFIELD  ${(account.siteName)!}  \* MERGEFORMAT ">
+        <w:r>
+          <w:rPr>
+            <w:noProof/>
+          </w:rPr>
+          <w:t>«${(account.siteName)!}»</w:t>
+        </w:r>
+      </w:fldSimple>
+    </w:p>
+    <w:p>
+      <w:pPr>
+        <w:rPr>
+          <w:noProof/>
+        </w:rPr>
+      </w:pPr>
+      <w:fldSimple w:instr=" MERGEFIELD  ${(account.location)!}  \* MERGEFORMAT ">
+        <w:r>
+          <w:rPr>
+            <w:noProof/>
+          </w:rPr>
+          <w:t>«${(account.location)!}»</w:t>
+        </w:r>
+      </w:fldSimple>
     </w:p>
     <w:p>
       <w:pPr>
@@ -1376,7 +1320,6 @@
         <w:rPr>
           <w:rFonts w:cs="Arial"/>
         </w:rPr>
-        <w:lastRenderedPageBreak/>
         <w:t>There was an error in the application for free allocation made in respect of your installation under Article 5 of the Free Allocation Regulation.</w:t>
       </w:r>
     </w:p>
@@ -1967,7 +1910,21 @@
         <w:rPr>
           <w:rFonts w:cs="Arial"/>
         </w:rPr>
-        <w:t>In accordance with article 34H(7) of the Order, we notify you that the approved final annual amount of allowances to be allocated to your installation is:</w:t>
+        <w:t>In accordance with article 34</w:t>
+      </w:r>
+      <w:proofErr w:type="gramStart"/>
+      <w:r>
+        <w:rPr>
+          <w:rFonts w:cs="Arial"/>
+        </w:rPr>
+        <w:t>H(</w:t>
+      </w:r>
+      <w:proofErr w:type="gramEnd"/>
+      <w:r>
+        <w:rPr>
+          <w:rFonts w:cs="Arial"/>
+        </w:rPr>
+        <w:t>7) of the Order, we notify you that the approved final annual amount of allowances to be allocated to your installation is:</w:t>
       </w:r>
     </w:p>
     <w:p>
@@ -2660,7 +2617,6 @@
         <w:rPr>
           <w:rFonts w:cs="Arial"/>
         </w:rPr>
-        <w:lastRenderedPageBreak/>
         <w:t>in relation to your sub-installation(s) for which the activity level report contained data for the first full calendar year after the start of normal operation, in accordance with Article 3a of the Activity Level Changes Regulation, we have (a) determined the historical activity level of the sub-installation(s) in accordance with Article 17(1) of the Free Allocation Regulation  and (b) calculated the preliminary and final annual number of allowances to be allocated in respect of the sub-installation(s) in accordance with Article 18(1), Article 16b(2) (for incumbents) and Article 18a(3) (for new entrants) of that Regulation</w:t>
       </w:r>
     </w:p>
@@ -2823,6 +2779,69 @@
     </w:p>
     <w:p>
       <w:pPr>
+        <w:pStyle w:val="TemplateCommand"/>
+        <w:rPr>
+          <w:color w:val="auto"/>
+        </w:rPr>
+      </w:pPr>
+      <w:r>
+        <w:rPr>
+          <w:color w:val="auto"/>
+        </w:rPr>
+        <w:fldChar w:fldCharType="begin"/>
+      </w:r>
+      <w:r>
+        <w:rPr>
+          <w:color w:val="auto"/>
+        </w:rPr>
+        <w:instrText xml:space="preserve"> MERGEFIELD  "[#if params.</w:instrText>
+      </w:r>
+      <w:r>
+        <w:rPr>
+          <w:color w:val="auto"/>
+        </w:rPr>
+        <w:instrText>doal</w:instrText>
+      </w:r>
+      <w:r>
+        <w:rPr>
+          <w:color w:val="auto"/>
+        </w:rPr>
+        <w:instrText>.determination.articleReasonItems?seq_contains('</w:instrText>
+      </w:r>
+      <w:r>
+        <w:rPr>
+          <w:color w:val="auto"/>
+        </w:rPr>
+        <w:instrText>TEMPORARY_CESSATION</w:instrText>
+      </w:r>
+      <w:r>
+        <w:rPr>
+          <w:color w:val="auto"/>
+        </w:rPr>
+        <w:instrText xml:space="preserve">')]"  \* MERGEFORMAT </w:instrText>
+      </w:r>
+      <w:r>
+        <w:rPr>
+          <w:color w:val="auto"/>
+        </w:rPr>
+        <w:fldChar w:fldCharType="separate"/>
+      </w:r>
+      <w:r>
+        <w:rPr>
+          <w:noProof/>
+          <w:color w:val="auto"/>
+        </w:rPr>
+        <w:t>«[#if params.doal.determination.articleRe»</w:t>
+      </w:r>
+      <w:r>
+        <w:rPr>
+          <w:color w:val="auto"/>
+        </w:rPr>
+        <w:fldChar w:fldCharType="end"/>
+      </w:r>
+    </w:p>
+    <w:p>
+      <w:pPr>
         <w:pStyle w:val="ListParagraph"/>
         <w:numPr>
           <w:ilvl w:val="0"/>
@@ -2836,6 +2855,201 @@
         <w:rPr>
           <w:rFonts w:cs="Arial"/>
         </w:rPr>
+        <w:t>assessed the information you provided about the sub-installation(s) that temporarily ceased operation, noting the date by which you expect operations to resume, and that the sub-installation(s) is/are technically capable of resuming operations without physical changes being made (or that you intend for that technical capability to be restored). On this basis we do not consider the sub-installation(s) to have permanently ceased operation at the current time, and therefore the normal activity level change rules will continue to apply.</w:t>
+      </w:r>
+    </w:p>
+    <w:p>
+      <w:pPr>
+        <w:rPr>
+          <w:rFonts w:cs="Arial"/>
+        </w:rPr>
+      </w:pPr>
+    </w:p>
+    <w:p>
+      <w:pPr>
+        <w:pStyle w:val="TemplateCommand"/>
+        <w:rPr>
+          <w:noProof/>
+          <w:color w:val="auto"/>
+        </w:rPr>
+      </w:pPr>
+      <w:r>
+        <w:rPr>
+          <w:color w:val="auto"/>
+        </w:rPr>
+        <w:fldChar w:fldCharType="begin"/>
+      </w:r>
+      <w:r>
+        <w:rPr>
+          <w:color w:val="auto"/>
+        </w:rPr>
+        <w:instrText xml:space="preserve"> MERGEFIELD  [/#if]  \* MERGEFORMAT </w:instrText>
+      </w:r>
+      <w:r>
+        <w:rPr>
+          <w:color w:val="auto"/>
+        </w:rPr>
+        <w:fldChar w:fldCharType="separate"/>
+      </w:r>
+      <w:r>
+        <w:rPr>
+          <w:noProof/>
+          <w:color w:val="auto"/>
+        </w:rPr>
+        <w:t>«[/#if]»</w:t>
+      </w:r>
+      <w:r>
+        <w:rPr>
+          <w:noProof/>
+          <w:color w:val="auto"/>
+        </w:rPr>
+        <w:fldChar w:fldCharType="end"/>
+      </w:r>
+    </w:p>
+    <w:p>
+      <w:pPr>
+        <w:pStyle w:val="TemplateCommand"/>
+        <w:rPr>
+          <w:color w:val="auto"/>
+        </w:rPr>
+      </w:pPr>
+      <w:r>
+        <w:rPr>
+          <w:color w:val="auto"/>
+        </w:rPr>
+        <w:fldChar w:fldCharType="begin"/>
+      </w:r>
+      <w:r>
+        <w:rPr>
+          <w:color w:val="auto"/>
+        </w:rPr>
+        <w:instrText xml:space="preserve"> MERGEFIELD  "[#if params.</w:instrText>
+      </w:r>
+      <w:r>
+        <w:rPr>
+          <w:color w:val="auto"/>
+        </w:rPr>
+        <w:instrText>doal</w:instrText>
+      </w:r>
+      <w:r>
+        <w:rPr>
+          <w:color w:val="auto"/>
+        </w:rPr>
+        <w:instrText>.determination.articleReasonItems?seq_contains('PERMANENT</w:instrText>
+      </w:r>
+      <w:r>
+        <w:rPr>
+          <w:color w:val="auto"/>
+        </w:rPr>
+        <w:instrText>_CESSATION</w:instrText>
+      </w:r>
+      <w:r>
+        <w:rPr>
+          <w:color w:val="auto"/>
+        </w:rPr>
+        <w:instrText xml:space="preserve">')]"  \* MERGEFORMAT </w:instrText>
+      </w:r>
+      <w:r>
+        <w:rPr>
+          <w:color w:val="auto"/>
+        </w:rPr>
+        <w:fldChar w:fldCharType="separate"/>
+      </w:r>
+      <w:r>
+        <w:rPr>
+          <w:noProof/>
+          <w:color w:val="auto"/>
+        </w:rPr>
+        <w:t>«[#if params.doal.determination.articleRe»</w:t>
+      </w:r>
+      <w:r>
+        <w:rPr>
+          <w:color w:val="auto"/>
+        </w:rPr>
+        <w:fldChar w:fldCharType="end"/>
+      </w:r>
+    </w:p>
+    <w:p>
+      <w:pPr>
+        <w:pStyle w:val="ListParagraph"/>
+        <w:numPr>
+          <w:ilvl w:val="0"/>
+          <w:numId w:val="3"/>
+        </w:numPr>
+        <w:rPr>
+          <w:rFonts w:cs="Arial"/>
+        </w:rPr>
+      </w:pPr>
+      <w:r>
+        <w:rPr>
+          <w:rFonts w:cs="Arial"/>
+        </w:rPr>
+        <w:t>re-calculated the allocation for your sub-installation(s) that ceased operation, on the basis of activity levels set out in the ALR covering the final free allocation year, in accordance with Article 3za of the ALCR, as inserted by the 2025 Order.</w:t>
+      </w:r>
+    </w:p>
+    <w:p>
+      <w:pPr>
+        <w:pStyle w:val="TemplateCommand"/>
+        <w:rPr>
+          <w:noProof/>
+          <w:color w:val="auto"/>
+        </w:rPr>
+      </w:pPr>
+      <w:r>
+        <w:rPr>
+          <w:color w:val="auto"/>
+        </w:rPr>
+        <w:fldChar w:fldCharType="begin"/>
+      </w:r>
+      <w:r>
+        <w:rPr>
+          <w:color w:val="auto"/>
+        </w:rPr>
+        <w:instrText xml:space="preserve"> MERGEFIELD  [/#if]  \* MERGEFORMAT </w:instrText>
+      </w:r>
+      <w:r>
+        <w:rPr>
+          <w:color w:val="auto"/>
+        </w:rPr>
+        <w:fldChar w:fldCharType="separate"/>
+      </w:r>
+      <w:r>
+        <w:rPr>
+          <w:noProof/>
+          <w:color w:val="auto"/>
+        </w:rPr>
+        <w:t>«[/#if]»</w:t>
+      </w:r>
+      <w:r>
+        <w:rPr>
+          <w:noProof/>
+          <w:color w:val="auto"/>
+        </w:rPr>
+        <w:fldChar w:fldCharType="end"/>
+      </w:r>
+    </w:p>
+    <w:p>
+      <w:pPr>
+        <w:rPr>
+          <w:lang w:eastAsia="en-US"/>
+        </w:rPr>
+      </w:pPr>
+    </w:p>
+    <w:p>
+      <w:pPr>
+        <w:pStyle w:val="ListParagraph"/>
+        <w:numPr>
+          <w:ilvl w:val="0"/>
+          <w:numId w:val="3"/>
+        </w:numPr>
+        <w:rPr>
+          <w:rFonts w:cs="Arial"/>
+        </w:rPr>
+      </w:pPr>
+      <w:r>
+        <w:rPr>
+          <w:rFonts w:cs="Arial"/>
+        </w:rPr>
         <w:t>sent the determination and / or calculations to the UK ETS authority for assessment</w:t>
       </w:r>
     </w:p>
@@ -3088,7 +3302,21 @@
         <w:rPr>
           <w:rFonts w:cs="Arial"/>
         </w:rPr>
-        <w:t>In accordance with Article 6a of the Activity Level Changes Regulation, we notify you that the approved final annual amount of allowances to be allocated to your installation is:</w:t>
+        <w:t xml:space="preserve">In accordance with Article 6a of the Activity Level Changes Regulation, we notify you that the approved final annual </w:t>
+      </w:r>
+      <w:proofErr w:type="gramStart"/>
+      <w:r>
+        <w:rPr>
+          <w:rFonts w:cs="Arial"/>
+        </w:rPr>
+        <w:t>amount</w:t>
+      </w:r>
+      <w:proofErr w:type="gramEnd"/>
+      <w:r>
+        <w:rPr>
+          <w:rFonts w:cs="Arial"/>
+        </w:rPr>
+        <w:t xml:space="preserve"> of allowances to be allocated to your installation is:</w:t>
       </w:r>
     </w:p>
     <w:p>
@@ -3170,7 +3398,6 @@
               <w:rPr>
                 <w:b/>
               </w:rPr>
-              <w:lastRenderedPageBreak/>
               <w:t>Year</w:t>
             </w:r>
           </w:p>
@@ -3207,48 +3434,22 @@
             <w:tcW w:w="1692" w:type="pct"/>
           </w:tcPr>
           <w:p>
-            <w:r>
-              <w:fldChar w:fldCharType="begin"/>
-            </w:r>
-            <w:r>
-              <w:instrText xml:space="preserve"> MERGEFIELD  "@before-row[#list params.authorityResponse.totalAllocationsPerYear as key, value]"  \* MERGEFORMAT </w:instrText>
-            </w:r>
-            <w:r>
-              <w:fldChar w:fldCharType="separate"/>
-            </w:r>
-            <w:r>
-              <w:rPr>
-                <w:noProof/>
-              </w:rPr>
-              <w:t>«@before-row[#list params.authorityRespon»</w:t>
-            </w:r>
-            <w:r>
-              <w:rPr>
-                <w:noProof/>
-              </w:rPr>
-              <w:fldChar w:fldCharType="end"/>
-            </w:r>
-            <w:r>
-              <w:fldChar w:fldCharType="begin"/>
-            </w:r>
-            <w:r>
-              <w:instrText xml:space="preserve"> MERGEFIELD  ${(key)!}  \* MERGEFORMAT </w:instrText>
-            </w:r>
-            <w:r>
-              <w:fldChar w:fldCharType="separate"/>
-            </w:r>
-            <w:r>
-              <w:rPr>
-                <w:noProof/>
-              </w:rPr>
-              <w:t>«${(key)!}»</w:t>
-            </w:r>
-            <w:r>
-              <w:rPr>
-                <w:noProof/>
-              </w:rPr>
-              <w:fldChar w:fldCharType="end"/>
-            </w:r>
+            <w:fldSimple w:instr=" MERGEFIELD  &quot;@before-row[#list params.authorityResponse.totalAllocationsPerYear as key, value]&quot;  \* MERGEFORMAT ">
+              <w:r>
+                <w:rPr>
+                  <w:noProof/>
+                </w:rPr>
+                <w:t>«@before-row[#list params.authorityRespon»</w:t>
+              </w:r>
+            </w:fldSimple>
+            <w:fldSimple w:instr=" MERGEFIELD  ${(key)!}  \* MERGEFORMAT ">
+              <w:r>
+                <w:rPr>
+                  <w:noProof/>
+                </w:rPr>
+                <w:t>«${(key)!}»</w:t>
+              </w:r>
+            </w:fldSimple>
             <w:r>
               <w:fldChar w:fldCharType="begin"/>
             </w:r>
@@ -3277,27 +3478,14 @@
             <w:tcW w:w="3308" w:type="pct"/>
           </w:tcPr>
           <w:p>
-            <w:r>
-              <w:fldChar w:fldCharType="begin"/>
-            </w:r>
-            <w:r>
-              <w:instrText xml:space="preserve"> MERGEFIELD  ${(value)!}  \* MERGEFORMAT </w:instrText>
-            </w:r>
-            <w:r>
-              <w:fldChar w:fldCharType="separate"/>
-            </w:r>
-            <w:r>
-              <w:rPr>
-                <w:noProof/>
-              </w:rPr>
-              <w:t>«${(value)!}»</w:t>
-            </w:r>
-            <w:r>
-              <w:rPr>
-                <w:noProof/>
-              </w:rPr>
-              <w:fldChar w:fldCharType="end"/>
-            </w:r>
+            <w:fldSimple w:instr=" MERGEFIELD  ${(value)!}  \* MERGEFORMAT ">
+              <w:r>
+                <w:rPr>
+                  <w:noProof/>
+                </w:rPr>
+                <w:t>«${(value)!}»</w:t>
+              </w:r>
+            </w:fldSimple>
           </w:p>
         </w:tc>
       </w:tr>
